--- a/수행평가 제출양식_본인이름.docx
+++ b/수행평가 제출양식_본인이름.docx
@@ -239,7 +239,7 @@
               <w:pStyle w:val="af3"/>
               <w:jc w:val="center"/>
               <w:rPr>
-                <w:rFonts w:asciiTheme="minorEastAsia" w:hAnsiTheme="minorEastAsia" w:hint="eastAsia"/>
+                <w:rFonts w:asciiTheme="minorEastAsia" w:hAnsiTheme="minorEastAsia"/>
                 <w:sz w:val="24"/>
                 <w:szCs w:val="24"/>
               </w:rPr>
@@ -260,7 +260,7 @@
                 <w:sz w:val="24"/>
                 <w:szCs w:val="24"/>
               </w:rPr>
-              <w:t>4</w:t>
+              <w:t>9</w:t>
             </w:r>
             <w:r>
               <w:rPr>
@@ -278,16 +278,7 @@
                 <w:sz w:val="24"/>
                 <w:szCs w:val="24"/>
               </w:rPr>
-              <w:t>1</w:t>
-            </w:r>
-            <w:r>
-              <w:rPr>
-                <w:rFonts w:asciiTheme="minorEastAsia" w:hAnsiTheme="minorEastAsia"/>
-                <w:kern w:val="0"/>
-                <w:sz w:val="24"/>
-                <w:szCs w:val="24"/>
-              </w:rPr>
-              <w:t>1</w:t>
+              <w:t>05</w:t>
             </w:r>
             <w:r>
               <w:rPr>
@@ -323,7 +314,7 @@
                 <w:sz w:val="24"/>
                 <w:szCs w:val="24"/>
               </w:rPr>
-              <w:t>4</w:t>
+              <w:t>9</w:t>
             </w:r>
             <w:r>
               <w:rPr>
@@ -341,7 +332,7 @@
                 <w:sz w:val="24"/>
                 <w:szCs w:val="24"/>
               </w:rPr>
-              <w:t>1</w:t>
+              <w:t>06</w:t>
             </w:r>
             <w:r>
               <w:rPr>
@@ -350,7 +341,7 @@
                 <w:sz w:val="24"/>
                 <w:szCs w:val="24"/>
               </w:rPr>
-              <w:t xml:space="preserve">2 </w:t>
+              <w:t xml:space="preserve"> </w:t>
             </w:r>
             <w:r>
               <w:rPr>
@@ -494,7 +485,7 @@
               <w:pStyle w:val="af3"/>
               <w:jc w:val="center"/>
               <w:rPr>
-                <w:rFonts w:asciiTheme="minorEastAsia" w:hAnsiTheme="minorEastAsia" w:hint="eastAsia"/>
+                <w:rFonts w:asciiTheme="minorEastAsia" w:hAnsiTheme="minorEastAsia"/>
                 <w:sz w:val="24"/>
                 <w:szCs w:val="24"/>
               </w:rPr>
@@ -526,7 +517,7 @@
               <w:pStyle w:val="af3"/>
               <w:jc w:val="center"/>
               <w:rPr>
-                <w:rFonts w:asciiTheme="minorEastAsia" w:hAnsiTheme="minorEastAsia" w:hint="eastAsia"/>
+                <w:rFonts w:asciiTheme="minorEastAsia" w:hAnsiTheme="minorEastAsia"/>
                 <w:sz w:val="24"/>
                 <w:szCs w:val="24"/>
               </w:rPr>
@@ -672,7 +663,7 @@
               <w:pStyle w:val="af3"/>
               <w:jc w:val="center"/>
               <w:rPr>
-                <w:rFonts w:asciiTheme="minorEastAsia" w:hAnsiTheme="minorEastAsia" w:hint="eastAsia"/>
+                <w:rFonts w:asciiTheme="minorEastAsia" w:hAnsiTheme="minorEastAsia"/>
                 <w:sz w:val="24"/>
                 <w:szCs w:val="24"/>
               </w:rPr>
@@ -847,7 +838,7 @@
               <w:pStyle w:val="af3"/>
               <w:jc w:val="center"/>
               <w:rPr>
-                <w:rFonts w:asciiTheme="minorEastAsia" w:hAnsiTheme="minorEastAsia" w:hint="eastAsia"/>
+                <w:rFonts w:asciiTheme="minorEastAsia" w:hAnsiTheme="minorEastAsia"/>
                 <w:color w:val="808080" w:themeColor="background1" w:themeShade="80"/>
                 <w:sz w:val="24"/>
                 <w:szCs w:val="24"/>
@@ -944,7 +935,7 @@
               <w:pStyle w:val="af3"/>
               <w:jc w:val="center"/>
               <w:rPr>
-                <w:rFonts w:asciiTheme="minorEastAsia" w:hAnsiTheme="minorEastAsia" w:hint="eastAsia"/>
+                <w:rFonts w:asciiTheme="minorEastAsia" w:hAnsiTheme="minorEastAsia"/>
                 <w:sz w:val="24"/>
                 <w:szCs w:val="24"/>
               </w:rPr>
@@ -2045,6 +2036,7 @@
   <w:style w:type="character" w:default="1" w:styleId="a0">
     <w:name w:val="Default Paragraph Font"/>
     <w:uiPriority w:val="1"/>
+    <w:semiHidden/>
     <w:unhideWhenUsed/>
   </w:style>
   <w:style w:type="table" w:default="1" w:styleId="a1">
